--- a/History/chapters/A Timeline - For Humans Who Like Their History in Order.docx
+++ b/History/chapters/A Timeline - For Humans Who Like Their History in Order.docx
@@ -2214,6 +2214,216 @@
           <w:iCs/>
         </w:rPr>
         <w:t xml:space="preserve">Dolphin scholarship notes, in closing, that the entries above cluster very heavily toward the list's own end — not because the recent past matters more, but because paperwork survives better the less time it has had to get lost. The dolphins were watching just as closely the whole way through. They simply had less of it written down for them to check against.</w:t>
+      </w:r>
+    </w:p>
+    <w:p>
+      <w:pPr>
+        <w:spacing w:after="200"/>
+      </w:pPr>
+      <w:r>
+        <w:t xml:space="preserve">Everything above this line has happened. Everything below it has not, and dolphin scholarship adjusts its own confidence accordingly: the further this list reaches ahead, the less certainty it can honestly offer, and the more plainly it says so.</w:t>
+      </w:r>
+    </w:p>
+    <w:p>
+      <w:pPr>
+        <w:pStyle w:val="Heading2"/>
+        <w:keepNext/>
+        <w:spacing w:after="150" w:before="300"/>
+        <w:jc w:val="center"/>
+        <w:outlineLvl w:val="1"/>
+      </w:pPr>
+      <w:r>
+        <w:rPr>
+          <w:rFonts w:ascii="Amazon Ember" w:cs="Amazon Ember" w:eastAsia="Amazon Ember" w:hAnsi="Amazon Ember"/>
+          <w:b/>
+          <w:bCs/>
+          <w:color w:val="0000FF"/>
+          <w:sz w:val="36"/>
+          <w:szCs w:val="36"/>
+        </w:rPr>
+        <w:t xml:space="preserve">The Near Future</w:t>
+      </w:r>
+    </w:p>
+    <w:p>
+      <w:pPr>
+        <w:spacing w:after="200"/>
+      </w:pPr>
+      <w:r>
+        <w:rPr>
+          <w:b/>
+          <w:bCs/>
+        </w:rPr>
+        <w:t xml:space="preserve">Early 2030s. </w:t>
+      </w:r>
+      <w:r>
+        <w:t xml:space="preserve">Voyager 1 and 2's plutonium power sources are expected to finally fail, ending transmissions that began in 1977. The record scratches. The Golden Record keeps drifting regardless, unaffected.</w:t>
+      </w:r>
+    </w:p>
+    <w:p>
+      <w:pPr>
+        <w:spacing w:after="200"/>
+      </w:pPr>
+      <w:r>
+        <w:rPr>
+          <w:b/>
+          <w:bCs/>
+        </w:rPr>
+        <w:t xml:space="preserve">2061. </w:t>
+      </w:r>
+      <w:r>
+        <w:t xml:space="preserve">Halley's Comet returns to the inner solar system, on schedule, as it has for at least two thousand years of recorded human sightings.</w:t>
+      </w:r>
+    </w:p>
+    <w:p>
+      <w:pPr>
+        <w:spacing w:after="200"/>
+      </w:pPr>
+      <w:r>
+        <w:rPr>
+          <w:b/>
+          <w:bCs/>
+        </w:rPr>
+        <w:t xml:space="preserve">2080s. </w:t>
+      </w:r>
+      <w:r>
+        <w:t xml:space="preserve">UN demographic projections put global human population at its historical peak, above ten billion, before beginning the first sustained decline the population curve has shown in this entire book.</w:t>
+      </w:r>
+    </w:p>
+    <w:p>
+      <w:pPr>
+        <w:spacing w:after="200"/>
+      </w:pPr>
+      <w:r>
+        <w:rPr>
+          <w:b/>
+          <w:bCs/>
+        </w:rPr>
+        <w:t xml:space="preserve">2117 and 2125. </w:t>
+      </w:r>
+      <w:r>
+        <w:t xml:space="preserve">The next pair of transits of Venus across the face of the Sun — an alignment rare enough that the previous pair fell in 1874 and 1882, a gap of no personal interest to anyone who saw both.</w:t>
+      </w:r>
+    </w:p>
+    <w:p>
+      <w:pPr>
+        <w:pStyle w:val="Heading2"/>
+        <w:keepNext/>
+        <w:spacing w:after="150" w:before="300"/>
+        <w:jc w:val="center"/>
+        <w:outlineLvl w:val="1"/>
+      </w:pPr>
+      <w:r>
+        <w:rPr>
+          <w:rFonts w:ascii="Amazon Ember" w:cs="Amazon Ember" w:eastAsia="Amazon Ember" w:hAnsi="Amazon Ember"/>
+          <w:b/>
+          <w:bCs/>
+          <w:color w:val="0000FF"/>
+          <w:sz w:val="36"/>
+          <w:szCs w:val="36"/>
+        </w:rPr>
+        <w:t xml:space="preserve">The Far Future</w:t>
+      </w:r>
+    </w:p>
+    <w:p>
+      <w:pPr>
+        <w:spacing w:after="200"/>
+      </w:pPr>
+      <w:r>
+        <w:rPr>
+          <w:b/>
+          <w:bCs/>
+        </w:rPr>
+        <w:t xml:space="preserve">~10,000 years. </w:t>
+      </w:r>
+      <w:r>
+        <w:t xml:space="preserve">By the underlying orbital cycle, Earth would be about due for its next glacial period around now. Current research suggests human-driven warming has pushed that schedule back by several thousand years — one of the only entries in this book where a side effect and an intention are difficult to tell apart.</w:t>
+      </w:r>
+    </w:p>
+    <w:p>
+      <w:pPr>
+        <w:spacing w:after="200"/>
+      </w:pPr>
+      <w:r>
+        <w:rPr>
+          <w:b/>
+          <w:bCs/>
+        </w:rPr>
+        <w:t xml:space="preserve">~50,000 years. </w:t>
+      </w:r>
+      <w:r>
+        <w:t xml:space="preserve">Niagara Falls, eroding upstream at its measured rate, reaches Lake Erie and stops being a waterfall, barring further engineering — which, on this book's evidence, is not a safe assumption to rule out.</w:t>
+      </w:r>
+    </w:p>
+    <w:p>
+      <w:pPr>
+        <w:spacing w:after="200"/>
+      </w:pPr>
+      <w:r>
+        <w:rPr>
+          <w:b/>
+          <w:bCs/>
+        </w:rPr>
+        <w:t xml:space="preserve">~250 million years. </w:t>
+      </w:r>
+      <w:r>
+        <w:t xml:space="preserve">Earth's drifting continents are projected to reassemble into a single landmass again. Geologists have proposed several competing shapes for it — Pangaea Proxima, Novopangaea, Amasia — and do not agree on which, a disagreement none of them will be present to resolve.</w:t>
+      </w:r>
+    </w:p>
+    <w:p>
+      <w:pPr>
+        <w:spacing w:after="200"/>
+      </w:pPr>
+      <w:r>
+        <w:rPr>
+          <w:b/>
+          <w:bCs/>
+        </w:rPr>
+        <w:t xml:space="preserve">~4-5 billion years. </w:t>
+      </w:r>
+      <w:r>
+        <w:t xml:space="preserve">The Milky Way and the Andromeda galaxy, presently falling toward each other, are expected to collide and merge. The distances involved are large enough that not one single star, including whatever the Sun has become by then, is expected to actually strike another.</w:t>
+      </w:r>
+    </w:p>
+    <w:p>
+      <w:pPr>
+        <w:spacing w:after="200"/>
+      </w:pPr>
+      <w:r>
+        <w:rPr>
+          <w:b/>
+          <w:bCs/>
+        </w:rPr>
+        <w:t xml:space="preserve">~5 billion years. </w:t>
+      </w:r>
+      <w:r>
+        <w:t xml:space="preserve">The Sun exhausts its hydrogen fuel and swells into a red giant, very likely engulfing Mercury and Venus. Earth's own fate — swallowed, or merely scorched from a closer orbit than it currently holds — remains a genuinely open question among astronomers still refining the models.</w:t>
+      </w:r>
+    </w:p>
+    <w:p>
+      <w:pPr>
+        <w:spacing w:after="200"/>
+      </w:pPr>
+      <w:r>
+        <w:rPr>
+          <w:b/>
+          <w:bCs/>
+        </w:rPr>
+        <w:t xml:space="preserve">Beyond that. </w:t>
+      </w:r>
+      <w:r>
+        <w:t xml:space="preserve">By the best current models, the universe's stars burn out one by one over trillions of years, galaxies drift beyond the reach of each other's light, and matter is eventually expected to decay — a state physicists call the heat death of the universe, the furthest entry any edition of this timeline has attempted, and the one verdict in this book that will never be updated to match what actually happens.</w:t>
+      </w:r>
+    </w:p>
+    <w:p>
+      <w:pPr>
+        <w:spacing w:after="200"/>
+      </w:pPr>
+      <w:r>
+        <w:rPr>
+          <w:i/>
+          <w:iCs/>
+        </w:rPr>
+        <w:t xml:space="preserve">Every earlier entry in this list had a witness. This one does not, and will not. The dolphins, who have watched every other page of this book from somewhere nearby, close this one the way an earlier chapter closed its own account of leaving the solar system: taking it on faith, same as the reader, and no more certain of the ending than anyone else holding this book.</w:t>
       </w:r>
     </w:p>
     <w:sectPr>

--- a/History/chapters/A Timeline - For Humans Who Like Their History in Order.docx
+++ b/History/chapters/A Timeline - For Humans Who Like Their History in Order.docx
@@ -258,6 +258,21 @@
           <w:b/>
           <w:bCs/>
         </w:rPr>
+        <w:t xml:space="preserve">~10,000 BCE. </w:t>
+      </w:r>
+      <w:r>
+        <w:t xml:space="preserve">Agriculture begins in the Fertile Crescent; similar shifts follow independently in China, Mesoamerica, and New Guinea.</w:t>
+      </w:r>
+    </w:p>
+    <w:p>
+      <w:pPr>
+        <w:spacing w:after="200"/>
+      </w:pPr>
+      <w:r>
+        <w:rPr>
+          <w:b/>
+          <w:bCs/>
+        </w:rPr>
         <w:t xml:space="preserve">~9600 BCE. </w:t>
       </w:r>
       <w:r>
@@ -273,22 +288,7 @@
           <w:b/>
           <w:bCs/>
         </w:rPr>
-        <w:t xml:space="preserve">~10,000 BCE. </w:t>
-      </w:r>
-      <w:r>
-        <w:t xml:space="preserve">Agriculture begins in the Fertile Crescent; similar shifts follow independently in China, Mesoamerica, and New Guinea.</w:t>
-      </w:r>
-    </w:p>
-    <w:p>
-      <w:pPr>
-        <w:spacing w:after="200"/>
-      </w:pPr>
-      <w:r>
-        <w:rPr>
-          <w:b/>
-          <w:bCs/>
-        </w:rPr>
-        <w:t xml:space="preserve">~7,500 BCE. </w:t>
+        <w:t xml:space="preserve">~7500 BCE. </w:t>
       </w:r>
       <w:r>
         <w:t xml:space="preserve">Çatalhöyük, in Anatolia, houses several thousand people who enter their homes through the roof.</w:t>
@@ -303,7 +303,7 @@
           <w:b/>
           <w:bCs/>
         </w:rPr>
-        <w:t xml:space="preserve">~3,200 BCE. </w:t>
+        <w:t xml:space="preserve">~3200 BCE. </w:t>
       </w:r>
       <w:r>
         <w:t xml:space="preserve">Writing appears in Sumer as cuneiform; Egyptian hieroglyphs emerge at almost the same time.</w:t>
@@ -548,6 +548,21 @@
           <w:b/>
           <w:bCs/>
         </w:rPr>
+        <w:t xml:space="preserve">323 BCE. </w:t>
+      </w:r>
+      <w:r>
+        <w:t xml:space="preserve">Alexander the Great dies; his empire fractures into rival kingdoms within a generation.</w:t>
+      </w:r>
+    </w:p>
+    <w:p>
+      <w:pPr>
+        <w:spacing w:after="200"/>
+      </w:pPr>
+      <w:r>
+        <w:rPr>
+          <w:b/>
+          <w:bCs/>
+        </w:rPr>
         <w:t xml:space="preserve">321 BCE. </w:t>
       </w:r>
       <w:r>
@@ -563,21 +578,6 @@
           <w:b/>
           <w:bCs/>
         </w:rPr>
-        <w:t xml:space="preserve">323 BCE. </w:t>
-      </w:r>
-      <w:r>
-        <w:t xml:space="preserve">Alexander the Great dies; his empire fractures into rival kingdoms within a generation.</w:t>
-      </w:r>
-    </w:p>
-    <w:p>
-      <w:pPr>
-        <w:spacing w:after="200"/>
-      </w:pPr>
-      <w:r>
-        <w:rPr>
-          <w:b/>
-          <w:bCs/>
-        </w:rPr>
         <w:t xml:space="preserve">221 BCE. </w:t>
       </w:r>
       <w:r>
@@ -728,10 +728,10 @@
           <w:b/>
           <w:bCs/>
         </w:rPr>
-        <w:t xml:space="preserve">581 CE. </w:t>
-      </w:r>
-      <w:r>
-        <w:t xml:space="preserve">China's Sui dynasty reunifies the country and introduces the imperial civil service examination.</w:t>
+        <w:t xml:space="preserve">581-605 CE. </w:t>
+      </w:r>
+      <w:r>
+        <w:t xml:space="preserve">China's Sui dynasty takes power, reunifies the country in 589, and introduces the imperial civil service examination.</w:t>
       </w:r>
     </w:p>
     <w:p>
@@ -1576,7 +1576,7 @@
         <w:t xml:space="preserve">1918-1920. </w:t>
       </w:r>
       <w:r>
-        <w:t xml:space="preserve">An influenza pandemic, misnamed the Spanish flu, kills an estimated fifty million people.</w:t>
+        <w:t xml:space="preserve">An influenza pandemic, misnamed the Spanish flu, kills an estimated 17 to 50 million people, perhaps more.</w:t>
       </w:r>
     </w:p>
     <w:p>
@@ -1591,7 +1591,7 @@
         <w:t xml:space="preserve">1919. </w:t>
       </w:r>
       <w:r>
-        <w:t xml:space="preserve">The Treaty of Versailles is signed; Eddington's eclipse expedition confirms Einstein's relativity.</w:t>
+        <w:t xml:space="preserve">The Treaty of Versailles is signed; Eddington's eclipse expedition confirms Einstein's general relativity.</w:t>
       </w:r>
     </w:p>
     <w:p>
@@ -1896,7 +1896,7 @@
         <w:t xml:space="preserve">1965. </w:t>
       </w:r>
       <w:r>
-        <w:t xml:space="preserve">Gordon Moore observes that the number of transistors on a chip is doubling every two years, give or take.</w:t>
+        <w:t xml:space="preserve">Gordon Moore observes that the number of components on a chip is doubling every year; in 1975 he revises it to every two years.</w:t>
       </w:r>
     </w:p>
     <w:p>
@@ -2198,10 +2198,25 @@
           <w:b/>
           <w:bCs/>
         </w:rPr>
-        <w:t xml:space="preserve">2024. </w:t>
-      </w:r>
-      <w:r>
-        <w:t xml:space="preserve">A Chinese manufacturer, BYD, overtakes Tesla in global electric-vehicle sales.</w:t>
+        <w:t xml:space="preserve">2025. </w:t>
+      </w:r>
+      <w:r>
+        <w:t xml:space="preserve">A Chinese manufacturer, BYD, passes Tesla in full-year sales of battery-electric cars.</w:t>
+      </w:r>
+    </w:p>
+    <w:p>
+      <w:pPr>
+        <w:spacing w:after="200"/>
+      </w:pPr>
+      <w:r>
+        <w:rPr>
+          <w:b/>
+          <w:bCs/>
+        </w:rPr>
+        <w:t xml:space="preserve">2026. </w:t>
+      </w:r>
+      <w:r>
+        <w:t xml:space="preserve">Artemis II carries four astronauts around the Moon, farther from Earth than any humans before them.</w:t>
       </w:r>
     </w:p>
     <w:p>
@@ -2301,7 +2316,7 @@
         <w:t xml:space="preserve">2117 and 2125. </w:t>
       </w:r>
       <w:r>
-        <w:t xml:space="preserve">The next pair of transits of Venus across the face of the Sun — an alignment rare enough that the previous pair fell in 1874 and 1882, a gap of no personal interest to anyone who saw both.</w:t>
+        <w:t xml:space="preserve">The next pair of transits of Venus across the face of the Sun — an alignment rare enough that the previous pair fell in 2004 and 2012 and the pair before that in 1874 and 1882. Nobody who watched the last one is likely to see the next.</w:t>
       </w:r>
     </w:p>
     <w:p>
@@ -2333,24 +2348,24 @@
           <w:b/>
           <w:bCs/>
         </w:rPr>
-        <w:t xml:space="preserve">~10,000 years. </w:t>
-      </w:r>
-      <w:r>
-        <w:t xml:space="preserve">By the underlying orbital cycle, Earth would be about due for its next glacial period around now. Current research suggests human-driven warming has pushed that schedule back by several thousand years — one of the only entries in this book where a side effect and an intention are difficult to tell apart.</w:t>
-      </w:r>
-    </w:p>
-    <w:p>
-      <w:pPr>
-        <w:spacing w:after="200"/>
-      </w:pPr>
-      <w:r>
-        <w:rPr>
-          <w:b/>
-          <w:bCs/>
-        </w:rPr>
         <w:t xml:space="preserve">~50,000 years. </w:t>
       </w:r>
       <w:r>
+        <w:t xml:space="preserve">Earth's orbital cycle would, left alone, bring the next glacial period at about this point. Modeling published in 2016 suggests the carbon dioxide humans have already added could push it back by another fifty thousand years or more — one of the only entries in this book where a side effect and an intention are difficult to tell apart.</w:t>
+      </w:r>
+    </w:p>
+    <w:p>
+      <w:pPr>
+        <w:spacing w:after="200"/>
+      </w:pPr>
+      <w:r>
+        <w:rPr>
+          <w:b/>
+          <w:bCs/>
+        </w:rPr>
+        <w:t xml:space="preserve">~50,000 years. </w:t>
+      </w:r>
+      <w:r>
         <w:t xml:space="preserve">Niagara Falls, eroding upstream at its measured rate, reaches Lake Erie and stops being a waterfall, barring further engineering — which, on this book's evidence, is not a safe assumption to rule out.</w:t>
       </w:r>
     </w:p>
@@ -2378,25 +2393,25 @@
           <w:b/>
           <w:bCs/>
         </w:rPr>
-        <w:t xml:space="preserve">~4-5 billion years. </w:t>
-      </w:r>
-      <w:r>
-        <w:t xml:space="preserve">The Milky Way and the Andromeda galaxy, presently falling toward each other, are expected to collide and merge. The distances involved are large enough that not one single star, including whatever the Sun has become by then, is expected to actually strike another.</w:t>
-      </w:r>
-    </w:p>
-    <w:p>
-      <w:pPr>
-        <w:spacing w:after="200"/>
-      </w:pPr>
-      <w:r>
-        <w:rPr>
-          <w:b/>
-          <w:bCs/>
-        </w:rPr>
         <w:t xml:space="preserve">~5 billion years. </w:t>
       </w:r>
       <w:r>
         <w:t xml:space="preserve">The Sun exhausts its hydrogen fuel and swells into a red giant, very likely engulfing Mercury and Venus. Earth's own fate — swallowed, or merely scorched from a closer orbit than it currently holds — remains a genuinely open question among astronomers still refining the models.</w:t>
+      </w:r>
+    </w:p>
+    <w:p>
+      <w:pPr>
+        <w:spacing w:after="200"/>
+      </w:pPr>
+      <w:r>
+        <w:rPr>
+          <w:b/>
+          <w:bCs/>
+        </w:rPr>
+        <w:t xml:space="preserve">~5-10 billion years. </w:t>
+      </w:r>
+      <w:r>
+        <w:t xml:space="preserve">The Milky Way and the Andromeda galaxy, presently falling toward each other, may collide and merge; a 2025 re-analysis put the odds at roughly even within ten billion years. The distances involved are large enough that hardly a single star, including whatever the Sun has become by then, is expected to actually strike another.</w:t>
       </w:r>
     </w:p>
     <w:p>
